--- a/docs/posts/socioeconomic-demo/index.docx
+++ b/docs/posts/socioeconomic-demo/index.docx
@@ -1560,7 +1560,7 @@
         <w:rPr>
           <w:rStyle w:val="VerbatimChar"/>
         </w:rPr>
-        <w:t xml:space="preserve">[1] "Data Directory: C:/Users/Pukar.Bhandari/Documents/GitHub/ar-puuk.github.io/posts/socioeconomic-demo/data"</w:t>
+        <w:t xml:space="preserve">[1] "Data Directory: D:/GitHub/ar-puuk.github.io/posts/socioeconomic-demo/data"</w:t>
       </w:r>
     </w:p>
     <w:p>
@@ -1612,7 +1612,7 @@
         <w:rPr>
           <w:rStyle w:val="VerbatimChar"/>
         </w:rPr>
-        <w:t xml:space="preserve">[1] "Output Directory: C:/Users/Pukar.Bhandari/Documents/GitHub/ar-puuk.github.io/posts/socioeconomic-demo/output"</w:t>
+        <w:t xml:space="preserve">[1] "Output Directory: D:/GitHub/ar-puuk.github.io/posts/socioeconomic-demo/output"</w:t>
       </w:r>
     </w:p>
     <w:p>
@@ -2077,7 +2077,7 @@
         <w:rPr>
           <w:rStyle w:val="VerbatimChar"/>
         </w:rPr>
-        <w:t xml:space="preserve">Data Directory: C:\Users\Pukar.Bhandari\Documents\GitHub\ar-puuk.github.io\posts\socioeconomic-demo\data</w:t>
+        <w:t xml:space="preserve">Data Directory: D:\GitHub\ar-puuk.github.io\posts\socioeconomic-demo\data</w:t>
       </w:r>
     </w:p>
     <w:p>
@@ -2153,7 +2153,7 @@
         <w:rPr>
           <w:rStyle w:val="VerbatimChar"/>
         </w:rPr>
-        <w:t xml:space="preserve">Output Directory: C:\Users\Pukar.Bhandari\Documents\GitHub\ar-puuk.github.io\posts\socioeconomic-demo\output</w:t>
+        <w:t xml:space="preserve">Output Directory: D:\GitHub\ar-puuk.github.io\posts\socioeconomic-demo\output</w:t>
       </w:r>
     </w:p>
     <w:bookmarkEnd w:id="10"/>
@@ -2641,13 +2641,55 @@
     </w:tbl>
     <w:p>
       <w:pPr>
-        <w:pStyle w:val="Heading4"/>
+        <w:pStyle w:val="BodyText"/>
       </w:pPr>
       <w:r>
+        <w:t xml:space="preserve">Put the key in a file named</w:t>
+      </w:r>
+      <w:r>
         <w:t xml:space="preserve"> </w:t>
       </w:r>
       <w:r>
-        <w:t xml:space="preserve">R</w:t>
+        <w:rPr>
+          <w:rStyle w:val="VerbatimChar"/>
+        </w:rPr>
+        <w:t xml:space="preserve">_environment.local</w:t>
+      </w:r>
+      <w:r>
+        <w:t xml:space="preserve"> </w:t>
+      </w:r>
+      <w:r>
+        <w:t xml:space="preserve">at the project root. Quarto loads it for both the R and Python engines, and the repository’s</w:t>
+      </w:r>
+      <w:r>
+        <w:t xml:space="preserve"> </w:t>
+      </w:r>
+      <w:r>
+        <w:rPr>
+          <w:rStyle w:val="VerbatimChar"/>
+        </w:rPr>
+        <w:t xml:space="preserve">.gitignore</w:t>
+      </w:r>
+      <w:r>
+        <w:t xml:space="preserve"> </w:t>
+      </w:r>
+      <w:r>
+        <w:t xml:space="preserve">already excludes</w:t>
+      </w:r>
+      <w:r>
+        <w:t xml:space="preserve"> </w:t>
+      </w:r>
+      <w:r>
+        <w:rPr>
+          <w:rStyle w:val="VerbatimChar"/>
+        </w:rPr>
+        <w:t xml:space="preserve">_*.local</w:t>
+      </w:r>
+      <w:r>
+        <w:t xml:space="preserve"> </w:t>
+      </w:r>
+      <w:r>
+        <w:t xml:space="preserve">files, so the key is stored in one place and never committed:</w:t>
       </w:r>
     </w:p>
     <w:p>
@@ -2656,133 +2698,56 @@
       </w:pPr>
       <w:r>
         <w:rPr>
-          <w:rStyle w:val="CommentTok"/>
-        </w:rPr>
-        <w:t xml:space="preserve"># Set your API key into environment</w:t>
-      </w:r>
-      <w:r>
-        <w:br/>
-      </w:r>
-      <w:r>
-        <w:rPr>
-          <w:rStyle w:val="NormalTok"/>
-        </w:rPr>
-        <w:t xml:space="preserve">tidycensus</w:t>
-      </w:r>
-      <w:r>
-        <w:rPr>
-          <w:rStyle w:val="SpecialCharTok"/>
-        </w:rPr>
-        <w:t xml:space="preserve">::</w:t>
-      </w:r>
-      <w:r>
-        <w:rPr>
-          <w:rStyle w:val="FunctionTok"/>
-        </w:rPr>
-        <w:t xml:space="preserve">census_api_key</w:t>
-      </w:r>
-      <w:r>
-        <w:rPr>
-          <w:rStyle w:val="NormalTok"/>
-        </w:rPr>
-        <w:t xml:space="preserve">(</w:t>
-      </w:r>
-      <w:r>
-        <w:rPr>
-          <w:rStyle w:val="StringTok"/>
-        </w:rPr>
-        <w:t xml:space="preserve">"your_api_key_here"</w:t>
-      </w:r>
-      <w:r>
-        <w:rPr>
-          <w:rStyle w:val="NormalTok"/>
-        </w:rPr>
-        <w:t xml:space="preserve">, </w:t>
-      </w:r>
-      <w:r>
-        <w:rPr>
-          <w:rStyle w:val="AttributeTok"/>
-        </w:rPr>
-        <w:t xml:space="preserve">install =</w:t>
-      </w:r>
-      <w:r>
-        <w:rPr>
-          <w:rStyle w:val="NormalTok"/>
-        </w:rPr>
-        <w:t xml:space="preserve"> </w:t>
-      </w:r>
-      <w:r>
-        <w:rPr>
-          <w:rStyle w:val="ConstantTok"/>
-        </w:rPr>
-        <w:t xml:space="preserve">TRUE</w:t>
-      </w:r>
-      <w:r>
-        <w:rPr>
-          <w:rStyle w:val="NormalTok"/>
-        </w:rPr>
-        <w:t xml:space="preserve">)</w:t>
+          <w:rStyle w:val="VerbatimChar"/>
+        </w:rPr>
+        <w:t xml:space="preserve">CENSUS_API_KEY=your_api_key_here</w:t>
       </w:r>
     </w:p>
     <w:p>
       <w:pPr>
-        <w:pStyle w:val="Heading4"/>
+        <w:pStyle w:val="FirstParagraph"/>
       </w:pPr>
       <w:r>
+        <w:rPr>
+          <w:rStyle w:val="VerbatimChar"/>
+        </w:rPr>
+        <w:t xml:space="preserve">tidycensus</w:t>
+      </w:r>
+      <w:r>
         <w:t xml:space="preserve"> </w:t>
       </w:r>
       <w:r>
-        <w:t xml:space="preserve">Python</w:t>
-      </w:r>
-    </w:p>
-    <w:p>
-      <w:pPr>
-        <w:pStyle w:val="SourceCode"/>
-      </w:pPr>
-      <w:r>
-        <w:rPr>
-          <w:rStyle w:val="CommentTok"/>
-        </w:rPr>
-        <w:t xml:space="preserve"># Set your API key into environment</w:t>
-      </w:r>
-      <w:r>
-        <w:br/>
-      </w:r>
-      <w:r>
-        <w:rPr>
-          <w:rStyle w:val="NormalTok"/>
-        </w:rPr>
-        <w:t xml:space="preserve">os.environ[</w:t>
-      </w:r>
-      <w:r>
-        <w:rPr>
-          <w:rStyle w:val="StringTok"/>
-        </w:rPr>
-        <w:t xml:space="preserve">'CENSUS_API_KEY'</w:t>
-      </w:r>
-      <w:r>
-        <w:rPr>
-          <w:rStyle w:val="NormalTok"/>
-        </w:rPr>
-        <w:t xml:space="preserve">] </w:t>
-      </w:r>
-      <w:r>
-        <w:rPr>
-          <w:rStyle w:val="OperatorTok"/>
-        </w:rPr>
-        <w:t xml:space="preserve">=</w:t>
-      </w:r>
-      <w:r>
-        <w:rPr>
-          <w:rStyle w:val="NormalTok"/>
-        </w:rPr>
+        <w:t xml:space="preserve">reads</w:t>
+      </w:r>
+      <w:r>
         <w:t xml:space="preserve"> </w:t>
       </w:r>
       <w:r>
         <w:rPr>
-          <w:rStyle w:val="StringTok"/>
-        </w:rPr>
-        <w:t xml:space="preserve">'your_api_key_here'</w:t>
+          <w:rStyle w:val="VerbatimChar"/>
+        </w:rPr>
+        <w:t xml:space="preserve">CENSUS_API_KEY</w:t>
+      </w:r>
+      <w:r>
+        <w:t xml:space="preserve"> </w:t>
+      </w:r>
+      <w:r>
+        <w:t xml:space="preserve">on its own, and the Python code below passes</w:t>
+      </w:r>
+      <w:r>
+        <w:t xml:space="preserve"> </w:t>
+      </w:r>
+      <w:r>
+        <w:rPr>
+          <w:rStyle w:val="VerbatimChar"/>
+        </w:rPr>
+        <w:t xml:space="preserve">os.getenv("CENSUS_API_KEY")</w:t>
+      </w:r>
+      <w:r>
+        <w:t xml:space="preserve"> </w:t>
+      </w:r>
+      <w:r>
+        <w:t xml:space="preserve">to the API.</w:t>
       </w:r>
     </w:p>
     <w:bookmarkEnd w:id="16"/>
@@ -6264,9 +6229,39 @@
       </w:r>
       <w:r>
         <w:rPr>
-          <w:rStyle w:val="CommentTok"/>
-        </w:rPr>
-        <w:t xml:space="preserve"># key = Sys.getenv('CENSUS_API_KEY'),</w:t>
+          <w:rStyle w:val="AttributeTok"/>
+        </w:rPr>
+        <w:t xml:space="preserve">key =</w:t>
+      </w:r>
+      <w:r>
+        <w:rPr>
+          <w:rStyle w:val="NormalTok"/>
+        </w:rPr>
+        <w:t xml:space="preserve"> </w:t>
+      </w:r>
+      <w:r>
+        <w:rPr>
+          <w:rStyle w:val="FunctionTok"/>
+        </w:rPr>
+        <w:t xml:space="preserve">Sys.getenv</w:t>
+      </w:r>
+      <w:r>
+        <w:rPr>
+          <w:rStyle w:val="NormalTok"/>
+        </w:rPr>
+        <w:t xml:space="preserve">(</w:t>
+      </w:r>
+      <w:r>
+        <w:rPr>
+          <w:rStyle w:val="StringTok"/>
+        </w:rPr>
+        <w:t xml:space="preserve">'CENSUS_API_KEY'</w:t>
+      </w:r>
+      <w:r>
+        <w:rPr>
+          <w:rStyle w:val="NormalTok"/>
+        </w:rPr>
+        <w:t xml:space="preserve">),</w:t>
       </w:r>
       <w:r>
         <w:br/>
@@ -7386,9 +7381,27 @@
       </w:r>
       <w:r>
         <w:rPr>
-          <w:rStyle w:val="CommentTok"/>
-        </w:rPr>
-        <w:t xml:space="preserve"># "key": f"{os.getenv('CENSUS_API_KEY')}",</w:t>
+          <w:rStyle w:val="StringTok"/>
+        </w:rPr>
+        <w:t xml:space="preserve">"key"</w:t>
+      </w:r>
+      <w:r>
+        <w:rPr>
+          <w:rStyle w:val="NormalTok"/>
+        </w:rPr>
+        <w:t xml:space="preserve">: os.getenv(</w:t>
+      </w:r>
+      <w:r>
+        <w:rPr>
+          <w:rStyle w:val="StringTok"/>
+        </w:rPr>
+        <w:t xml:space="preserve">'CENSUS_API_KEY'</w:t>
+      </w:r>
+      <w:r>
+        <w:rPr>
+          <w:rStyle w:val="NormalTok"/>
+        </w:rPr>
+        <w:t xml:space="preserve">),</w:t>
       </w:r>
       <w:r>
         <w:br/>
@@ -9173,9 +9186,39 @@
       </w:r>
       <w:r>
         <w:rPr>
-          <w:rStyle w:val="CommentTok"/>
-        </w:rPr>
-        <w:t xml:space="preserve"># key = Sys.getenv('CENSUS_API_KEY'),</w:t>
+          <w:rStyle w:val="AttributeTok"/>
+        </w:rPr>
+        <w:t xml:space="preserve">key =</w:t>
+      </w:r>
+      <w:r>
+        <w:rPr>
+          <w:rStyle w:val="NormalTok"/>
+        </w:rPr>
+        <w:t xml:space="preserve"> </w:t>
+      </w:r>
+      <w:r>
+        <w:rPr>
+          <w:rStyle w:val="FunctionTok"/>
+        </w:rPr>
+        <w:t xml:space="preserve">Sys.getenv</w:t>
+      </w:r>
+      <w:r>
+        <w:rPr>
+          <w:rStyle w:val="NormalTok"/>
+        </w:rPr>
+        <w:t xml:space="preserve">(</w:t>
+      </w:r>
+      <w:r>
+        <w:rPr>
+          <w:rStyle w:val="StringTok"/>
+        </w:rPr>
+        <w:t xml:space="preserve">'CENSUS_API_KEY'</w:t>
+      </w:r>
+      <w:r>
+        <w:rPr>
+          <w:rStyle w:val="NormalTok"/>
+        </w:rPr>
+        <w:t xml:space="preserve">),</w:t>
       </w:r>
       <w:r>
         <w:br/>
@@ -10640,9 +10683,27 @@
       </w:r>
       <w:r>
         <w:rPr>
-          <w:rStyle w:val="CommentTok"/>
-        </w:rPr>
-        <w:t xml:space="preserve"># "key": f"{os.getenv('CENSUS_API_KEY')}",</w:t>
+          <w:rStyle w:val="StringTok"/>
+        </w:rPr>
+        <w:t xml:space="preserve">"key"</w:t>
+      </w:r>
+      <w:r>
+        <w:rPr>
+          <w:rStyle w:val="NormalTok"/>
+        </w:rPr>
+        <w:t xml:space="preserve">: os.getenv(</w:t>
+      </w:r>
+      <w:r>
+        <w:rPr>
+          <w:rStyle w:val="StringTok"/>
+        </w:rPr>
+        <w:t xml:space="preserve">'CENSUS_API_KEY'</w:t>
+      </w:r>
+      <w:r>
+        <w:rPr>
+          <w:rStyle w:val="NormalTok"/>
+        </w:rPr>
+        <w:t xml:space="preserve">),</w:t>
       </w:r>
       <w:r>
         <w:br/>
